--- a/reports/w3/E1_W03_bao_cao_cong_viec.docx
+++ b/reports/w3/E1_W03_bao_cao_cong_viec.docx
@@ -509,7 +509,23 @@
               <w:rPr>
                 <w:sz w:val="17"/>
               </w:rPr>
-              <w:t>PR #23, #25, #26 đã gửi yêu cầu review tới An; tới ngày lập báo cáo chưa có review trên GitHub, PR được merge theo ruleset hiện hành (không bắt buộc approve).</w:t>
+              <w:t xml:space="preserve">An review PR #22 (approve bằng comment), #23, #25, #26 sau khi merge, nêu 3 lỗi kỹ thuật; đã sửa trong </w:t>
+            </w:r>
+            <w:hyperlink r:id="rId28">
+              <w:r>
+                <w:rPr>
+                  <w:color w:val="0563C1"/>
+                  <w:u w:val="single"/>
+                  <w:sz w:val="17"/>
+                </w:rPr>
+                <w:t xml:space="preserve">PR #28</w:t>
+              </w:r>
+            </w:hyperlink>
+            <w:r>
+              <w:rPr>
+                <w:sz w:val="17"/>
+              </w:rPr>
+              <w:t xml:space="preserve"> (gửi An review trước khi merge). Từ W4: mọi PR đều gửi yêu cầu review tới An trước khi merge.</w:t>
             </w:r>
           </w:p>
         </w:tc>
@@ -791,7 +807,7 @@
               <w:rPr>
                 <w:sz w:val="17"/>
               </w:rPr>
-              <w:t>Chính sách căn nhãn: độ nhạy IoU + xem mù có đối chứng</w:t>
+              <w:t>Chính sách căn nhãn: độ nhạy IoU + thăm dò bằng mắt có đối chứng</w:t>
             </w:r>
           </w:p>
         </w:tc>
@@ -1505,7 +1521,7 @@
               <w:rPr>
                 <w:sz w:val="16"/>
               </w:rPr>
-              <w:t>mAP/PR chưa có (run 04 đang chạy); xem mù đối chứng chỉ 53% → không xác định chiều lệch; val chỉ 3 video Bird; 77/242 video chưa xem bằng mắt; #7 chưa chốt với GVHD</w:t>
+              <w:t>mAP/PR chưa có (run 04 đang chạy); thăm dò bằng mắt: đối chứng chỉ 53% → không xác định chiều lệch; val chỉ 3 video Bird; 77/242 video chưa xem bằng mắt; #7 chưa chốt với GVHD</w:t>
             </w:r>
           </w:p>
         </w:tc>
@@ -1699,7 +1715,7 @@
               <w:rPr>
                 <w:sz w:val="17"/>
               </w:rPr>
-              <w:t>Xem mù nhóm đối chứng</w:t>
+              <w:t>Thăm dò offset bằng mắt (không phải review mù độc lập)</w:t>
             </w:r>
           </w:p>
         </w:tc>
@@ -1713,7 +1729,7 @@
               <w:rPr>
                 <w:sz w:val="17"/>
               </w:rPr>
-              <w:t>53% (8/15) &lt; ngưỡng 80% → không kết luận</w:t>
+              <w:t>Đối chứng 53% (8/15) &lt; ngưỡng 80% → không kết luận</w:t>
             </w:r>
           </w:p>
         </w:tc>

--- a/reports/w3/E1_W03_bao_cao_cong_viec.docx
+++ b/reports/w3/E1_W03_bao_cao_cong_viec.docx
@@ -101,7 +101,7 @@
               <w:rPr>
                 <w:sz w:val="17"/>
               </w:rPr>
-              <w:t>Milestone W3 / Issues W3-01…W3-08</w:t>
+              <w:t>Milestone W3 / Issues</w:t>
             </w:r>
           </w:p>
         </w:tc>
@@ -175,7 +175,7 @@
               <w:rPr>
                 <w:sz w:val="17"/>
               </w:rPr>
-              <w:t xml:space="preserve"> — job xuất YOLO, kiểm tra lệch nhãn, job train, ADR-0004 (#16). Commit: </w:t>
+              <w:t xml:space="preserve"> — job xuất YOLO, train, ADR-0004 (#16). Commit: </w:t>
             </w:r>
             <w:hyperlink r:id="rId12">
               <w:r>
@@ -257,7 +257,7 @@
               <w:rPr>
                 <w:sz w:val="17"/>
               </w:rPr>
-              <w:t xml:space="preserve"> — review nhãn v2, notebook Kaggle 03a/03b/04 (#10). Commit: </w:t>
+              <w:t xml:space="preserve"> — review nhãn v2, notebook Kaggle (#10). Commit: </w:t>
             </w:r>
             <w:hyperlink r:id="rId16">
               <w:r>
@@ -282,38 +282,6 @@
                   <w:u w:val="single"/>
                   <w:sz w:val="17"/>
                 </w:rPr>
-                <w:t xml:space="preserve">8bd12a0</w:t>
-              </w:r>
-            </w:hyperlink>
-            <w:r>
-              <w:rPr>
-                <w:sz w:val="17"/>
-              </w:rPr>
-              <w:t xml:space="preserve">, </w:t>
-            </w:r>
-            <w:hyperlink r:id="rId18">
-              <w:r>
-                <w:rPr>
-                  <w:color w:val="0563C1"/>
-                  <w:u w:val="single"/>
-                  <w:sz w:val="17"/>
-                </w:rPr>
-                <w:t xml:space="preserve">edc7d79</w:t>
-              </w:r>
-            </w:hyperlink>
-            <w:r>
-              <w:rPr>
-                <w:sz w:val="17"/>
-              </w:rPr>
-              <w:t xml:space="preserve">, </w:t>
-            </w:r>
-            <w:hyperlink r:id="rId19">
-              <w:r>
-                <w:rPr>
-                  <w:color w:val="0563C1"/>
-                  <w:u w:val="single"/>
-                  <w:sz w:val="17"/>
-                </w:rPr>
                 <w:t xml:space="preserve">d204db3</w:t>
               </w:r>
             </w:hyperlink>
@@ -323,7 +291,7 @@
               </w:rPr>
               <w:t xml:space="preserve">; merge </w:t>
             </w:r>
-            <w:hyperlink r:id="rId20">
+            <w:hyperlink r:id="rId18">
               <w:r>
                 <w:rPr>
                   <w:color w:val="0563C1"/>
@@ -357,7 +325,7 @@
           </w:tcPr>
           <w:p>
             <w:r/>
-            <w:hyperlink r:id="rId21">
+            <w:hyperlink r:id="rId19">
               <w:r>
                 <w:rPr>
                   <w:color w:val="0563C1"/>
@@ -371,9 +339,9 @@
               <w:rPr>
                 <w:sz w:val="17"/>
               </w:rPr>
-              <w:t xml:space="preserve"> — bằng chứng review v2, lệch nhãn, dữ liệu e1-yolo-v1 (#10, #11, #16). Commit: </w:t>
+              <w:t xml:space="preserve"> — bằng chứng review v2, e1-yolo-v1 (#11, #16). Commit: </w:t>
             </w:r>
-            <w:hyperlink r:id="rId22">
+            <w:hyperlink r:id="rId20">
               <w:r>
                 <w:rPr>
                   <w:color w:val="0563C1"/>
@@ -389,7 +357,7 @@
               </w:rPr>
               <w:t xml:space="preserve">, </w:t>
             </w:r>
-            <w:hyperlink r:id="rId23">
+            <w:hyperlink r:id="rId21">
               <w:r>
                 <w:rPr>
                   <w:color w:val="0563C1"/>
@@ -405,7 +373,7 @@
               </w:rPr>
               <w:t xml:space="preserve">; merge </w:t>
             </w:r>
-            <w:hyperlink r:id="rId24">
+            <w:hyperlink r:id="rId22">
               <w:r>
                 <w:rPr>
                   <w:color w:val="0563C1"/>
@@ -439,7 +407,7 @@
           </w:tcPr>
           <w:p>
             <w:r/>
-            <w:hyperlink r:id="rId25">
+            <w:hyperlink r:id="rId23">
               <w:r>
                 <w:rPr>
                   <w:color w:val="0563C1"/>
@@ -453,9 +421,9 @@
               <w:rPr>
                 <w:sz w:val="17"/>
               </w:rPr>
-              <w:t xml:space="preserve"> — job phân tích val, notebook run 05, khung model card (#19). Commit: </w:t>
+              <w:t xml:space="preserve"> — job phân tích val, khung model card (#19). Commit: </w:t>
             </w:r>
-            <w:hyperlink r:id="rId26">
+            <w:hyperlink r:id="rId24">
               <w:r>
                 <w:rPr>
                   <w:color w:val="0563C1"/>
@@ -471,6 +439,56 @@
               </w:rPr>
               <w:t xml:space="preserve">; merge </w:t>
             </w:r>
+            <w:hyperlink r:id="rId25">
+              <w:r>
+                <w:rPr>
+                  <w:color w:val="0563C1"/>
+                  <w:u w:val="single"/>
+                  <w:sz w:val="17"/>
+                </w:rPr>
+                <w:t xml:space="preserve">220cd8a</w:t>
+              </w:r>
+            </w:hyperlink>
+          </w:p>
+        </w:tc>
+      </w:tr>
+      <w:tr>
+        <w:tc>
+          <w:tcPr>
+            <w:tcW w:type="dxa" w:w="2608"/>
+          </w:tcPr>
+          <w:p>
+            <w:r/>
+            <w:r>
+              <w:rPr>
+                <w:sz w:val="17"/>
+              </w:rPr>
+              <w:t>PR #28</w:t>
+            </w:r>
+          </w:p>
+        </w:tc>
+        <w:tc>
+          <w:tcPr>
+            <w:tcW w:type="dxa" w:w="7257"/>
+          </w:tcPr>
+          <w:p>
+            <w:r/>
+            <w:hyperlink r:id="rId26">
+              <w:r>
+                <w:rPr>
+                  <w:color w:val="0563C1"/>
+                  <w:u w:val="single"/>
+                  <w:sz w:val="17"/>
+                </w:rPr>
+                <w:t xml:space="preserve">PR #28</w:t>
+              </w:r>
+            </w:hyperlink>
+            <w:r>
+              <w:rPr>
+                <w:sz w:val="17"/>
+              </w:rPr>
+              <w:t xml:space="preserve"> — sửa theo review của An (#19). Commit: </w:t>
+            </w:r>
             <w:hyperlink r:id="rId27">
               <w:r>
                 <w:rPr>
@@ -478,7 +496,417 @@
                   <w:u w:val="single"/>
                   <w:sz w:val="17"/>
                 </w:rPr>
-                <w:t xml:space="preserve">220cd8a</w:t>
+                <w:t xml:space="preserve">39e8ff0</w:t>
+              </w:r>
+            </w:hyperlink>
+            <w:r>
+              <w:rPr>
+                <w:sz w:val="17"/>
+              </w:rPr>
+              <w:t xml:space="preserve">, </w:t>
+            </w:r>
+            <w:hyperlink r:id="rId28">
+              <w:r>
+                <w:rPr>
+                  <w:color w:val="0563C1"/>
+                  <w:u w:val="single"/>
+                  <w:sz w:val="17"/>
+                </w:rPr>
+                <w:t xml:space="preserve">4f1e3dd</w:t>
+              </w:r>
+            </w:hyperlink>
+            <w:r>
+              <w:rPr>
+                <w:sz w:val="17"/>
+              </w:rPr>
+              <w:t xml:space="preserve">; merge </w:t>
+            </w:r>
+            <w:hyperlink r:id="rId29">
+              <w:r>
+                <w:rPr>
+                  <w:color w:val="0563C1"/>
+                  <w:u w:val="single"/>
+                  <w:sz w:val="17"/>
+                </w:rPr>
+                <w:t xml:space="preserve">41a82fe</w:t>
+              </w:r>
+            </w:hyperlink>
+          </w:p>
+        </w:tc>
+      </w:tr>
+      <w:tr>
+        <w:tc>
+          <w:tcPr>
+            <w:tcW w:type="dxa" w:w="2608"/>
+          </w:tcPr>
+          <w:p>
+            <w:r/>
+            <w:r>
+              <w:rPr>
+                <w:sz w:val="17"/>
+              </w:rPr>
+              <w:t>PR #29</w:t>
+            </w:r>
+          </w:p>
+        </w:tc>
+        <w:tc>
+          <w:tcPr>
+            <w:tcW w:type="dxa" w:w="7257"/>
+          </w:tcPr>
+          <w:p>
+            <w:r/>
+            <w:hyperlink r:id="rId30">
+              <w:r>
+                <w:rPr>
+                  <w:color w:val="0563C1"/>
+                  <w:u w:val="single"/>
+                  <w:sz w:val="17"/>
+                </w:rPr>
+                <w:t xml:space="preserve">PR #29</w:t>
+              </w:r>
+            </w:hyperlink>
+            <w:r>
+              <w:rPr>
+                <w:sz w:val="17"/>
+              </w:rPr>
+              <w:t xml:space="preserve"> — ADR-0005 (#7). Commit: </w:t>
+            </w:r>
+            <w:hyperlink r:id="rId31">
+              <w:r>
+                <w:rPr>
+                  <w:color w:val="0563C1"/>
+                  <w:u w:val="single"/>
+                  <w:sz w:val="17"/>
+                </w:rPr>
+                <w:t xml:space="preserve">276c2c2</w:t>
+              </w:r>
+            </w:hyperlink>
+            <w:r>
+              <w:rPr>
+                <w:sz w:val="17"/>
+              </w:rPr>
+              <w:t xml:space="preserve">; merge </w:t>
+            </w:r>
+            <w:hyperlink r:id="rId32">
+              <w:r>
+                <w:rPr>
+                  <w:color w:val="0563C1"/>
+                  <w:u w:val="single"/>
+                  <w:sz w:val="17"/>
+                </w:rPr>
+                <w:t xml:space="preserve">a54cbec</w:t>
+              </w:r>
+            </w:hyperlink>
+          </w:p>
+        </w:tc>
+      </w:tr>
+      <w:tr>
+        <w:tc>
+          <w:tcPr>
+            <w:tcW w:type="dxa" w:w="2608"/>
+          </w:tcPr>
+          <w:p>
+            <w:r/>
+            <w:r>
+              <w:rPr>
+                <w:sz w:val="17"/>
+              </w:rPr>
+              <w:t>PR #31</w:t>
+            </w:r>
+          </w:p>
+        </w:tc>
+        <w:tc>
+          <w:tcPr>
+            <w:tcW w:type="dxa" w:w="7257"/>
+          </w:tcPr>
+          <w:p>
+            <w:r/>
+            <w:hyperlink r:id="rId33">
+              <w:r>
+                <w:rPr>
+                  <w:color w:val="0563C1"/>
+                  <w:u w:val="single"/>
+                  <w:sz w:val="17"/>
+                </w:rPr>
+                <w:t xml:space="preserve">PR #31</w:t>
+              </w:r>
+            </w:hyperlink>
+            <w:r>
+              <w:rPr>
+                <w:sz w:val="17"/>
+              </w:rPr>
+              <w:t xml:space="preserve"> — An: license Ultralytics (#20). Commit: </w:t>
+            </w:r>
+            <w:hyperlink r:id="rId34">
+              <w:r>
+                <w:rPr>
+                  <w:color w:val="0563C1"/>
+                  <w:u w:val="single"/>
+                  <w:sz w:val="17"/>
+                </w:rPr>
+                <w:t xml:space="preserve">99d3534</w:t>
+              </w:r>
+            </w:hyperlink>
+            <w:r>
+              <w:rPr>
+                <w:sz w:val="17"/>
+              </w:rPr>
+              <w:t xml:space="preserve">; merge </w:t>
+            </w:r>
+            <w:hyperlink r:id="rId35">
+              <w:r>
+                <w:rPr>
+                  <w:color w:val="0563C1"/>
+                  <w:u w:val="single"/>
+                  <w:sz w:val="17"/>
+                </w:rPr>
+                <w:t xml:space="preserve">4532858</w:t>
+              </w:r>
+            </w:hyperlink>
+          </w:p>
+        </w:tc>
+      </w:tr>
+      <w:tr>
+        <w:tc>
+          <w:tcPr>
+            <w:tcW w:type="dxa" w:w="2608"/>
+          </w:tcPr>
+          <w:p>
+            <w:r/>
+            <w:r>
+              <w:rPr>
+                <w:sz w:val="17"/>
+              </w:rPr>
+              <w:t>PR #32</w:t>
+            </w:r>
+          </w:p>
+        </w:tc>
+        <w:tc>
+          <w:tcPr>
+            <w:tcW w:type="dxa" w:w="7257"/>
+          </w:tcPr>
+          <w:p>
+            <w:r/>
+            <w:hyperlink r:id="rId36">
+              <w:r>
+                <w:rPr>
+                  <w:color w:val="0563C1"/>
+                  <w:u w:val="single"/>
+                  <w:sz w:val="17"/>
+                </w:rPr>
+                <w:t xml:space="preserve">PR #32</w:t>
+              </w:r>
+            </w:hyperlink>
+            <w:r>
+              <w:rPr>
+                <w:sz w:val="17"/>
+              </w:rPr>
+              <w:t xml:space="preserve"> — An: giao thức train (#17). Commit: </w:t>
+            </w:r>
+            <w:hyperlink r:id="rId37">
+              <w:r>
+                <w:rPr>
+                  <w:color w:val="0563C1"/>
+                  <w:u w:val="single"/>
+                  <w:sz w:val="17"/>
+                </w:rPr>
+                <w:t xml:space="preserve">fbea796</w:t>
+              </w:r>
+            </w:hyperlink>
+            <w:r>
+              <w:rPr>
+                <w:sz w:val="17"/>
+              </w:rPr>
+              <w:t xml:space="preserve">, </w:t>
+            </w:r>
+            <w:hyperlink r:id="rId38">
+              <w:r>
+                <w:rPr>
+                  <w:color w:val="0563C1"/>
+                  <w:u w:val="single"/>
+                  <w:sz w:val="17"/>
+                </w:rPr>
+                <w:t xml:space="preserve">d98603f</w:t>
+              </w:r>
+            </w:hyperlink>
+            <w:r>
+              <w:rPr>
+                <w:sz w:val="17"/>
+              </w:rPr>
+              <w:t xml:space="preserve">; merge </w:t>
+            </w:r>
+            <w:hyperlink r:id="rId39">
+              <w:r>
+                <w:rPr>
+                  <w:color w:val="0563C1"/>
+                  <w:u w:val="single"/>
+                  <w:sz w:val="17"/>
+                </w:rPr>
+                <w:t xml:space="preserve">47eec28</w:t>
+              </w:r>
+            </w:hyperlink>
+          </w:p>
+        </w:tc>
+      </w:tr>
+      <w:tr>
+        <w:tc>
+          <w:tcPr>
+            <w:tcW w:type="dxa" w:w="2608"/>
+          </w:tcPr>
+          <w:p>
+            <w:r/>
+            <w:r>
+              <w:rPr>
+                <w:sz w:val="17"/>
+              </w:rPr>
+              <w:t>PR #33</w:t>
+            </w:r>
+          </w:p>
+        </w:tc>
+        <w:tc>
+          <w:tcPr>
+            <w:tcW w:type="dxa" w:w="7257"/>
+          </w:tcPr>
+          <w:p>
+            <w:r/>
+            <w:hyperlink r:id="rId40">
+              <w:r>
+                <w:rPr>
+                  <w:color w:val="0563C1"/>
+                  <w:u w:val="single"/>
+                  <w:sz w:val="17"/>
+                </w:rPr>
+                <w:t xml:space="preserve">PR #33</w:t>
+              </w:r>
+            </w:hyperlink>
+            <w:r>
+              <w:rPr>
+                <w:sz w:val="17"/>
+              </w:rPr>
+              <w:t xml:space="preserve"> — đóng gói dữ liệu zip (#18). Commit: </w:t>
+            </w:r>
+            <w:hyperlink r:id="rId41">
+              <w:r>
+                <w:rPr>
+                  <w:color w:val="0563C1"/>
+                  <w:u w:val="single"/>
+                  <w:sz w:val="17"/>
+                </w:rPr>
+                <w:t xml:space="preserve">9c90ba2</w:t>
+              </w:r>
+            </w:hyperlink>
+            <w:r>
+              <w:rPr>
+                <w:sz w:val="17"/>
+              </w:rPr>
+              <w:t xml:space="preserve">; merge </w:t>
+            </w:r>
+            <w:hyperlink r:id="rId42">
+              <w:r>
+                <w:rPr>
+                  <w:color w:val="0563C1"/>
+                  <w:u w:val="single"/>
+                  <w:sz w:val="17"/>
+                </w:rPr>
+                <w:t xml:space="preserve">9597fce</w:t>
+              </w:r>
+            </w:hyperlink>
+          </w:p>
+        </w:tc>
+      </w:tr>
+      <w:tr>
+        <w:tc>
+          <w:tcPr>
+            <w:tcW w:type="dxa" w:w="2608"/>
+          </w:tcPr>
+          <w:p>
+            <w:r/>
+            <w:r>
+              <w:rPr>
+                <w:sz w:val="17"/>
+              </w:rPr>
+              <w:t>PR #34</w:t>
+            </w:r>
+          </w:p>
+        </w:tc>
+        <w:tc>
+          <w:tcPr>
+            <w:tcW w:type="dxa" w:w="7257"/>
+          </w:tcPr>
+          <w:p>
+            <w:r/>
+            <w:hyperlink r:id="rId43">
+              <w:r>
+                <w:rPr>
+                  <w:color w:val="0563C1"/>
+                  <w:u w:val="single"/>
+                  <w:sz w:val="17"/>
+                </w:rPr>
+                <w:t xml:space="preserve">PR #34</w:t>
+              </w:r>
+            </w:hyperlink>
+            <w:r>
+              <w:rPr>
+                <w:sz w:val="17"/>
+              </w:rPr>
+              <w:t xml:space="preserve"> — bằng chứng run 04/05, model card (#18, #19). Commit: </w:t>
+            </w:r>
+            <w:hyperlink r:id="rId44">
+              <w:r>
+                <w:rPr>
+                  <w:color w:val="0563C1"/>
+                  <w:u w:val="single"/>
+                  <w:sz w:val="17"/>
+                </w:rPr>
+                <w:t xml:space="preserve">fc71d2a</w:t>
+              </w:r>
+            </w:hyperlink>
+            <w:r>
+              <w:rPr>
+                <w:sz w:val="17"/>
+              </w:rPr>
+              <w:t xml:space="preserve">, </w:t>
+            </w:r>
+            <w:hyperlink r:id="rId45">
+              <w:r>
+                <w:rPr>
+                  <w:color w:val="0563C1"/>
+                  <w:u w:val="single"/>
+                  <w:sz w:val="17"/>
+                </w:rPr>
+                <w:t xml:space="preserve">2f678b8</w:t>
+              </w:r>
+            </w:hyperlink>
+            <w:r>
+              <w:rPr>
+                <w:sz w:val="17"/>
+              </w:rPr>
+              <w:t xml:space="preserve">, </w:t>
+            </w:r>
+            <w:hyperlink r:id="rId46">
+              <w:r>
+                <w:rPr>
+                  <w:color w:val="0563C1"/>
+                  <w:u w:val="single"/>
+                  <w:sz w:val="17"/>
+                </w:rPr>
+                <w:t xml:space="preserve">e073188</w:t>
+              </w:r>
+            </w:hyperlink>
+            <w:r>
+              <w:rPr>
+                <w:sz w:val="17"/>
+              </w:rPr>
+              <w:t xml:space="preserve">; merge </w:t>
+            </w:r>
+            <w:hyperlink r:id="rId47">
+              <w:r>
+                <w:rPr>
+                  <w:color w:val="0563C1"/>
+                  <w:u w:val="single"/>
+                  <w:sz w:val="17"/>
+                </w:rPr>
+                <w:t xml:space="preserve">0b4c79a</w:t>
               </w:r>
             </w:hyperlink>
           </w:p>
@@ -509,23 +937,7 @@
               <w:rPr>
                 <w:sz w:val="17"/>
               </w:rPr>
-              <w:t xml:space="preserve">An review PR #22 (approve bằng comment), #23, #25, #26 sau khi merge, nêu 3 lỗi kỹ thuật; đã sửa trong </w:t>
-            </w:r>
-            <w:hyperlink r:id="rId28">
-              <w:r>
-                <w:rPr>
-                  <w:color w:val="0563C1"/>
-                  <w:u w:val="single"/>
-                  <w:sz w:val="17"/>
-                </w:rPr>
-                <w:t xml:space="preserve">PR #28</w:t>
-              </w:r>
-            </w:hyperlink>
-            <w:r>
-              <w:rPr>
-                <w:sz w:val="17"/>
-              </w:rPr>
-              <w:t xml:space="preserve"> (gửi An review trước khi merge). Từ W4: mọi PR đều gửi yêu cầu review tới An trước khi merge.</w:t>
+              <w:t>An review #22, #23, #25, #26 (sau merge, 3 lỗi → sửa ở #28), approve #28 sau 1 lần yêu cầu sửa, merge #28, #29, #31; Quang review và approve #31, #32 của An. #34 merge trước khi An review lại (cần kịp báo cáo), An review sau.</w:t>
             </w:r>
           </w:p>
         </w:tc>
@@ -551,7 +963,7 @@
           </w:tcPr>
           <w:p>
             <w:r/>
-            <w:hyperlink r:id="rId20">
+            <w:hyperlink r:id="rId18">
               <w:r>
                 <w:rPr>
                   <w:color w:val="0563C1"/>
@@ -565,7 +977,39 @@
               <w:rPr>
                 <w:sz w:val="17"/>
               </w:rPr>
-              <w:t xml:space="preserve"> — run 03a, 03b, 04</w:t>
+              <w:t xml:space="preserve"> run 03a/03b; </w:t>
+            </w:r>
+            <w:hyperlink r:id="rId42">
+              <w:r>
+                <w:rPr>
+                  <w:color w:val="0563C1"/>
+                  <w:u w:val="single"/>
+                  <w:sz w:val="17"/>
+                </w:rPr>
+                <w:t xml:space="preserve">9597fce</w:t>
+              </w:r>
+            </w:hyperlink>
+            <w:r>
+              <w:rPr>
+                <w:sz w:val="17"/>
+              </w:rPr>
+              <w:t xml:space="preserve"> run 03b bản 2, 04; </w:t>
+            </w:r>
+            <w:hyperlink r:id="rId35">
+              <w:r>
+                <w:rPr>
+                  <w:color w:val="0563C1"/>
+                  <w:u w:val="single"/>
+                  <w:sz w:val="17"/>
+                </w:rPr>
+                <w:t xml:space="preserve">4532858</w:t>
+              </w:r>
+            </w:hyperlink>
+            <w:r>
+              <w:rPr>
+                <w:sz w:val="17"/>
+              </w:rPr>
+              <w:t xml:space="preserve"> run 05</w:t>
             </w:r>
           </w:p>
         </w:tc>
@@ -631,7 +1075,7 @@
       <w:tr>
         <w:tc>
           <w:tcPr>
-            <w:tcW w:type="dxa" w:w="1077"/>
+            <w:tcW w:type="dxa" w:w="907"/>
             <w:shd w:val="clear" w:fill="D9E2F3"/>
           </w:tcPr>
           <w:p>
@@ -647,7 +1091,7 @@
         </w:tc>
         <w:tc>
           <w:tcPr>
-            <w:tcW w:type="dxa" w:w="3402"/>
+            <w:tcW w:type="dxa" w:w="3742"/>
             <w:shd w:val="clear" w:fill="D9E2F3"/>
           </w:tcPr>
           <w:p>
@@ -695,7 +1139,7 @@
         </w:tc>
         <w:tc>
           <w:tcPr>
-            <w:tcW w:type="dxa" w:w="3572"/>
+            <w:tcW w:type="dxa" w:w="3402"/>
             <w:shd w:val="clear" w:fill="D9E2F3"/>
           </w:tcPr>
           <w:p>
@@ -713,7 +1157,7 @@
       <w:tr>
         <w:tc>
           <w:tcPr>
-            <w:tcW w:type="dxa" w:w="1077"/>
+            <w:tcW w:type="dxa" w:w="907"/>
           </w:tcPr>
           <w:p>
             <w:r/>
@@ -721,13 +1165,13 @@
               <w:rPr>
                 <w:sz w:val="17"/>
               </w:rPr>
-              <w:t>#10 W3-01</w:t>
+              <w:t>#10, #11</w:t>
             </w:r>
           </w:p>
         </w:tc>
         <w:tc>
           <w:tcPr>
-            <w:tcW w:type="dxa" w:w="3402"/>
+            <w:tcW w:type="dxa" w:w="3742"/>
           </w:tcPr>
           <w:p>
             <w:r/>
@@ -735,7 +1179,7 @@
               <w:rPr>
                 <w:sz w:val="17"/>
               </w:rPr>
-              <w:t>Review nhãn v2: 358 video, 8 frame/video + ảnh phóng to</w:t>
+              <w:t>Review nhãn v2 358 video; chính sách căn nhãn (độ nhạy IoU + thăm dò)</w:t>
             </w:r>
           </w:p>
         </w:tc>
@@ -769,36 +1213,6 @@
         </w:tc>
         <w:tc>
           <w:tcPr>
-            <w:tcW w:type="dxa" w:w="3572"/>
-          </w:tcPr>
-          <w:p>
-            <w:r/>
-            <w:r>
-              <w:rPr>
-                <w:sz w:val="17"/>
-              </w:rPr>
-              <w:t>Hoàn thành (PR #23, #25)</w:t>
-            </w:r>
-          </w:p>
-        </w:tc>
-      </w:tr>
-      <w:tr>
-        <w:tc>
-          <w:tcPr>
-            <w:tcW w:type="dxa" w:w="1077"/>
-          </w:tcPr>
-          <w:p>
-            <w:r/>
-            <w:r>
-              <w:rPr>
-                <w:sz w:val="17"/>
-              </w:rPr>
-              <w:t>#11 W3-02</w:t>
-            </w:r>
-          </w:p>
-        </w:tc>
-        <w:tc>
-          <w:tcPr>
             <w:tcW w:type="dxa" w:w="3402"/>
           </w:tcPr>
           <w:p>
@@ -807,7 +1221,37 @@
               <w:rPr>
                 <w:sz w:val="17"/>
               </w:rPr>
-              <w:t>Chính sách căn nhãn: độ nhạy IoU + thăm dò bằng mắt có đối chứng</w:t>
+              <w:t>Đóng (PR #23, #25)</w:t>
+            </w:r>
+          </w:p>
+        </w:tc>
+      </w:tr>
+      <w:tr>
+        <w:tc>
+          <w:tcPr>
+            <w:tcW w:type="dxa" w:w="907"/>
+          </w:tcPr>
+          <w:p>
+            <w:r/>
+            <w:r>
+              <w:rPr>
+                <w:sz w:val="17"/>
+              </w:rPr>
+              <w:t>#16</w:t>
+            </w:r>
+          </w:p>
+        </w:tc>
+        <w:tc>
+          <w:tcPr>
+            <w:tcW w:type="dxa" w:w="3742"/>
+          </w:tcPr>
+          <w:p>
+            <w:r/>
+            <w:r>
+              <w:rPr>
+                <w:sz w:val="17"/>
+              </w:rPr>
+              <w:t>ADR-0004 + xuất e1-yolo-v1 (6.869 ảnh)</w:t>
             </w:r>
           </w:p>
         </w:tc>
@@ -841,36 +1285,6 @@
         </w:tc>
         <w:tc>
           <w:tcPr>
-            <w:tcW w:type="dxa" w:w="3572"/>
-          </w:tcPr>
-          <w:p>
-            <w:r/>
-            <w:r>
-              <w:rPr>
-                <w:sz w:val="17"/>
-              </w:rPr>
-              <w:t>Hoàn thành; chiều lệch chưa xác định → W4 (#24)</w:t>
-            </w:r>
-          </w:p>
-        </w:tc>
-      </w:tr>
-      <w:tr>
-        <w:tc>
-          <w:tcPr>
-            <w:tcW w:type="dxa" w:w="1077"/>
-          </w:tcPr>
-          <w:p>
-            <w:r/>
-            <w:r>
-              <w:rPr>
-                <w:sz w:val="17"/>
-              </w:rPr>
-              <w:t>#16 W3-03</w:t>
-            </w:r>
-          </w:p>
-        </w:tc>
-        <w:tc>
-          <w:tcPr>
             <w:tcW w:type="dxa" w:w="3402"/>
           </w:tcPr>
           <w:p>
@@ -879,13 +1293,15 @@
               <w:rPr>
                 <w:sz w:val="17"/>
               </w:rPr>
-              <w:t>ADR-0004 + xuất dữ liệu YOLO e1-yolo-v1</w:t>
+              <w:t>Đóng (PR #22, #25, #33)</w:t>
             </w:r>
           </w:p>
         </w:tc>
+      </w:tr>
+      <w:tr>
         <w:tc>
           <w:tcPr>
-            <w:tcW w:type="dxa" w:w="1077"/>
+            <w:tcW w:type="dxa" w:w="907"/>
           </w:tcPr>
           <w:p>
             <w:r/>
@@ -893,57 +1309,13 @@
               <w:rPr>
                 <w:sz w:val="17"/>
               </w:rPr>
-              <w:t>Quang</w:t>
+              <w:t>#17</w:t>
             </w:r>
           </w:p>
         </w:tc>
         <w:tc>
           <w:tcPr>
-            <w:tcW w:type="dxa" w:w="737"/>
-          </w:tcPr>
-          <w:p>
-            <w:r/>
-            <w:r>
-              <w:rPr>
-                <w:sz w:val="17"/>
-              </w:rPr>
-              <w:t>An</w:t>
-            </w:r>
-          </w:p>
-        </w:tc>
-        <w:tc>
-          <w:tcPr>
-            <w:tcW w:type="dxa" w:w="3572"/>
-          </w:tcPr>
-          <w:p>
-            <w:r/>
-            <w:r>
-              <w:rPr>
-                <w:sz w:val="17"/>
-              </w:rPr>
-              <w:t>Hoàn thành (PR #22, #25)</w:t>
-            </w:r>
-          </w:p>
-        </w:tc>
-      </w:tr>
-      <w:tr>
-        <w:tc>
-          <w:tcPr>
-            <w:tcW w:type="dxa" w:w="1077"/>
-          </w:tcPr>
-          <w:p>
-            <w:r/>
-            <w:r>
-              <w:rPr>
-                <w:sz w:val="17"/>
-              </w:rPr>
-              <w:t>#17 W3-04</w:t>
-            </w:r>
-          </w:p>
-        </w:tc>
-        <w:tc>
-          <w:tcPr>
-            <w:tcW w:type="dxa" w:w="3402"/>
+            <w:tcW w:type="dxa" w:w="3742"/>
           </w:tcPr>
           <w:p>
             <w:r/>
@@ -985,36 +1357,6 @@
         </w:tc>
         <w:tc>
           <w:tcPr>
-            <w:tcW w:type="dxa" w:w="3572"/>
-          </w:tcPr>
-          <w:p>
-            <w:r/>
-            <w:r>
-              <w:rPr>
-                <w:sz w:val="17"/>
-              </w:rPr>
-              <w:t>Bản nháp; phần của An chưa merge vào main</w:t>
-            </w:r>
-          </w:p>
-        </w:tc>
-      </w:tr>
-      <w:tr>
-        <w:tc>
-          <w:tcPr>
-            <w:tcW w:type="dxa" w:w="1077"/>
-          </w:tcPr>
-          <w:p>
-            <w:r/>
-            <w:r>
-              <w:rPr>
-                <w:sz w:val="17"/>
-              </w:rPr>
-              <w:t>#18 W3-05</w:t>
-            </w:r>
-          </w:p>
-        </w:tc>
-        <w:tc>
-          <w:tcPr>
             <w:tcW w:type="dxa" w:w="3402"/>
           </w:tcPr>
           <w:p>
@@ -1023,7 +1365,37 @@
               <w:rPr>
                 <w:sz w:val="17"/>
               </w:rPr>
-              <w:t>Train YOLOv8n@640 trên Kaggle GPU</w:t>
+              <w:t>Đóng (PR #32)</w:t>
+            </w:r>
+          </w:p>
+        </w:tc>
+      </w:tr>
+      <w:tr>
+        <w:tc>
+          <w:tcPr>
+            <w:tcW w:type="dxa" w:w="907"/>
+          </w:tcPr>
+          <w:p>
+            <w:r/>
+            <w:r>
+              <w:rPr>
+                <w:sz w:val="17"/>
+              </w:rPr>
+              <w:t>#18</w:t>
+            </w:r>
+          </w:p>
+        </w:tc>
+        <w:tc>
+          <w:tcPr>
+            <w:tcW w:type="dxa" w:w="3742"/>
+          </w:tcPr>
+          <w:p>
+            <w:r/>
+            <w:r>
+              <w:rPr>
+                <w:sz w:val="17"/>
+              </w:rPr>
+              <w:t>Train YOLOv8n@640, Kaggle T4; weights Drive + SHA-256</w:t>
             </w:r>
           </w:p>
         </w:tc>
@@ -1057,36 +1429,6 @@
         </w:tc>
         <w:tc>
           <w:tcPr>
-            <w:tcW w:type="dxa" w:w="3572"/>
-          </w:tcPr>
-          <w:p>
-            <w:r/>
-            <w:r>
-              <w:rPr>
-                <w:sz w:val="17"/>
-              </w:rPr>
-              <w:t>Đang chạy (run 04)</w:t>
-            </w:r>
-          </w:p>
-        </w:tc>
-      </w:tr>
-      <w:tr>
-        <w:tc>
-          <w:tcPr>
-            <w:tcW w:type="dxa" w:w="1077"/>
-          </w:tcPr>
-          <w:p>
-            <w:r/>
-            <w:r>
-              <w:rPr>
-                <w:sz w:val="17"/>
-              </w:rPr>
-              <w:t>#19 W3-06</w:t>
-            </w:r>
-          </w:p>
-        </w:tc>
-        <w:tc>
-          <w:tcPr>
             <w:tcW w:type="dxa" w:w="3402"/>
           </w:tcPr>
           <w:p>
@@ -1095,7 +1437,37 @@
               <w:rPr>
                 <w:sz w:val="17"/>
               </w:rPr>
-              <w:t>Phân tích val + model card</w:t>
+              <w:t>Đóng (PR #34)</w:t>
+            </w:r>
+          </w:p>
+        </w:tc>
+      </w:tr>
+      <w:tr>
+        <w:tc>
+          <w:tcPr>
+            <w:tcW w:type="dxa" w:w="907"/>
+          </w:tcPr>
+          <w:p>
+            <w:r/>
+            <w:r>
+              <w:rPr>
+                <w:sz w:val="17"/>
+              </w:rPr>
+              <w:t>#19</w:t>
+            </w:r>
+          </w:p>
+        </w:tc>
+        <w:tc>
+          <w:tcPr>
+            <w:tcW w:type="dxa" w:w="3742"/>
+          </w:tcPr>
+          <w:p>
+            <w:r/>
+            <w:r>
+              <w:rPr>
+                <w:sz w:val="17"/>
+              </w:rPr>
+              <w:t>Phân tích val (run 05) + model card</w:t>
             </w:r>
           </w:p>
         </w:tc>
@@ -1109,7 +1481,7 @@
               <w:rPr>
                 <w:sz w:val="17"/>
               </w:rPr>
-              <w:t>An, Quang</w:t>
+              <w:t>Quang, An</w:t>
             </w:r>
           </w:p>
         </w:tc>
@@ -1129,7 +1501,7 @@
         </w:tc>
         <w:tc>
           <w:tcPr>
-            <w:tcW w:type="dxa" w:w="3572"/>
+            <w:tcW w:type="dxa" w:w="3402"/>
           </w:tcPr>
           <w:p>
             <w:r/>
@@ -1137,7 +1509,7 @@
               <w:rPr>
                 <w:sz w:val="17"/>
               </w:rPr>
-              <w:t>Job + khung model card xong (PR #26); chờ run 04</w:t>
+              <w:t>Đóng (PR #26, #28, #34)</w:t>
             </w:r>
           </w:p>
         </w:tc>
@@ -1145,7 +1517,7 @@
       <w:tr>
         <w:tc>
           <w:tcPr>
-            <w:tcW w:type="dxa" w:w="1077"/>
+            <w:tcW w:type="dxa" w:w="907"/>
           </w:tcPr>
           <w:p>
             <w:r/>
@@ -1153,13 +1525,13 @@
               <w:rPr>
                 <w:sz w:val="17"/>
               </w:rPr>
-              <w:t>#20 W3-07</w:t>
+              <w:t>#20</w:t>
             </w:r>
           </w:p>
         </w:tc>
         <w:tc>
           <w:tcPr>
-            <w:tcW w:type="dxa" w:w="3402"/>
+            <w:tcW w:type="dxa" w:w="3742"/>
           </w:tcPr>
           <w:p>
             <w:r/>
@@ -1201,36 +1573,6 @@
         </w:tc>
         <w:tc>
           <w:tcPr>
-            <w:tcW w:type="dxa" w:w="3572"/>
-          </w:tcPr>
-          <w:p>
-            <w:r/>
-            <w:r>
-              <w:rPr>
-                <w:sz w:val="17"/>
-              </w:rPr>
-              <w:t>An đã kiểm (nhánh code-lna), chưa merge</w:t>
-            </w:r>
-          </w:p>
-        </w:tc>
-      </w:tr>
-      <w:tr>
-        <w:tc>
-          <w:tcPr>
-            <w:tcW w:type="dxa" w:w="1077"/>
-          </w:tcPr>
-          <w:p>
-            <w:r/>
-            <w:r>
-              <w:rPr>
-                <w:sz w:val="17"/>
-              </w:rPr>
-              <w:t>#21 W3-08</w:t>
-            </w:r>
-          </w:p>
-        </w:tc>
-        <w:tc>
-          <w:tcPr>
             <w:tcW w:type="dxa" w:w="3402"/>
           </w:tcPr>
           <w:p>
@@ -1239,7 +1581,37 @@
               <w:rPr>
                 <w:sz w:val="17"/>
               </w:rPr>
-              <w:t>Báo cáo tuần + version v0.3 (1.4, 1.5)</w:t>
+              <w:t>Đóng (PR #31)</w:t>
+            </w:r>
+          </w:p>
+        </w:tc>
+      </w:tr>
+      <w:tr>
+        <w:tc>
+          <w:tcPr>
+            <w:tcW w:type="dxa" w:w="907"/>
+          </w:tcPr>
+          <w:p>
+            <w:r/>
+            <w:r>
+              <w:rPr>
+                <w:sz w:val="17"/>
+              </w:rPr>
+              <w:t>#21</w:t>
+            </w:r>
+          </w:p>
+        </w:tc>
+        <w:tc>
+          <w:tcPr>
+            <w:tcW w:type="dxa" w:w="3742"/>
+          </w:tcPr>
+          <w:p>
+            <w:r/>
+            <w:r>
+              <w:rPr>
+                <w:sz w:val="17"/>
+              </w:rPr>
+              <w:t>Báo cáo tuần + version v0.3</w:t>
             </w:r>
           </w:p>
         </w:tc>
@@ -1273,36 +1645,6 @@
         </w:tc>
         <w:tc>
           <w:tcPr>
-            <w:tcW w:type="dxa" w:w="3572"/>
-          </w:tcPr>
-          <w:p>
-            <w:r/>
-            <w:r>
-              <w:rPr>
-                <w:sz w:val="17"/>
-              </w:rPr>
-              <w:t>Bản nháp</w:t>
-            </w:r>
-          </w:p>
-        </w:tc>
-      </w:tr>
-      <w:tr>
-        <w:tc>
-          <w:tcPr>
-            <w:tcW w:type="dxa" w:w="1077"/>
-          </w:tcPr>
-          <w:p>
-            <w:r/>
-            <w:r>
-              <w:rPr>
-                <w:sz w:val="17"/>
-              </w:rPr>
-              <w:t>#7 W2-06</w:t>
-            </w:r>
-          </w:p>
-        </w:tc>
-        <w:tc>
-          <w:tcPr>
             <w:tcW w:type="dxa" w:w="3402"/>
           </w:tcPr>
           <w:p>
@@ -1311,7 +1653,37 @@
               <w:rPr>
                 <w:sz w:val="17"/>
               </w:rPr>
-              <w:t>Chỉ tiêu, modality, tracker (họp GVHD)</w:t>
+              <w:t>Bản nộp (PR #27 + PR báo cáo cuối)</w:t>
+            </w:r>
+          </w:p>
+        </w:tc>
+      </w:tr>
+      <w:tr>
+        <w:tc>
+          <w:tcPr>
+            <w:tcW w:type="dxa" w:w="907"/>
+          </w:tcPr>
+          <w:p>
+            <w:r/>
+            <w:r>
+              <w:rPr>
+                <w:sz w:val="17"/>
+              </w:rPr>
+              <w:t>#7</w:t>
+            </w:r>
+          </w:p>
+        </w:tc>
+        <w:tc>
+          <w:tcPr>
+            <w:tcW w:type="dxa" w:w="3742"/>
+          </w:tcPr>
+          <w:p>
+            <w:r/>
+            <w:r>
+              <w:rPr>
+                <w:sz w:val="17"/>
+              </w:rPr>
+              <w:t>Chỉ tiêu, modality, tracker</w:t>
             </w:r>
           </w:p>
         </w:tc>
@@ -1345,7 +1717,7 @@
         </w:tc>
         <w:tc>
           <w:tcPr>
-            <w:tcW w:type="dxa" w:w="3572"/>
+            <w:tcW w:type="dxa" w:w="3402"/>
           </w:tcPr>
           <w:p>
             <w:r/>
@@ -1353,7 +1725,7 @@
               <w:rPr>
                 <w:sz w:val="17"/>
               </w:rPr>
-              <w:t>Chưa chốt</w:t>
+              <w:t>Nhóm chốt (ADR-0005, PR #29); chờ GVHD</w:t>
             </w:r>
           </w:p>
         </w:tc>
@@ -1493,7 +1865,7 @@
               <w:rPr>
                 <w:sz w:val="16"/>
               </w:rPr>
-              <w:t>Review v2 358 video (OK 283 / SAI_NHAN 60 / KHONG_RO 15); giữ video dư 1 mục với offset 0; e1-yolo-v1: 216 video, 6.869 ảnh; job train + phân tích sẵn sàng</w:t>
+              <w:t>Review v2 358 video; e1-yolo-v1 216 video / 6.869 ảnh; baseline A train xong (36 epoch, best 21); phân tích val, chọn ngưỡng 0,25; model card</w:t>
             </w:r>
           </w:p>
         </w:tc>
@@ -1507,7 +1879,7 @@
               <w:rPr>
                 <w:sz w:val="16"/>
               </w:rPr>
-              <w:t>results/W03/review/review_v2_summary.json; results/W03/kaggle_run_03a/export_evidence/offset_sensitivity_summary.json; results/W03/kaggle_run_03b/export_evidence/dataset_card.json; docs/decisions/ADR-0004*; docs/w3/model_card_baseline_A.md</w:t>
+              <w:t>results/W03/review/; kaggle_run_03b*/; kaggle_run_04/train_evidence/; kaggle_run_05/analysis/; docs/w3/model_card_baseline_A.md; ADR-0004, ADR-0005</w:t>
             </w:r>
           </w:p>
         </w:tc>
@@ -1521,7 +1893,7 @@
               <w:rPr>
                 <w:sz w:val="16"/>
               </w:rPr>
-              <w:t>mAP/PR chưa có (run 04 đang chạy); thăm dò bằng mắt: đối chứng chỉ 53% → không xác định chiều lệch; val chỉ 3 video Bird; 77/242 video chưa xem bằng mắt; #7 chưa chốt với GVHD</w:t>
+              <w:t>Số liệu trên val (lạc quan); mAP@0.5:0.95 Drone 0,266; val không có ảnh nền trống thật; chiều lệch nhãn chưa xác định; lần đầu gắn input Kaggle lỗi</w:t>
             </w:r>
           </w:p>
         </w:tc>
@@ -1535,7 +1907,7 @@
               <w:rPr>
                 <w:sz w:val="16"/>
               </w:rPr>
-              <w:t>Điền model card, chạy run 05; W4: cấu hình đối chứng B + augmentation, tập chuẩn CVAT (#24), tag release W4</w:t>
+              <w:t>Kiểm chứng offset (CVAT #24 + so IoU), cấu hình đối chứng B + augmentation, tag release W4</w:t>
             </w:r>
           </w:p>
         </w:tc>
@@ -1569,7 +1941,7 @@
       <w:tr>
         <w:tc>
           <w:tcPr>
-            <w:tcW w:type="dxa" w:w="2835"/>
+            <w:tcW w:type="dxa" w:w="3061"/>
             <w:shd w:val="clear" w:fill="D9E2F3"/>
           </w:tcPr>
           <w:p>
@@ -1579,13 +1951,13 @@
                 <w:b/>
                 <w:sz w:val="17"/>
               </w:rPr>
-              <w:t>Chỉ số</w:t>
+              <w:t>Chỉ số (validation)</w:t>
             </w:r>
           </w:p>
         </w:tc>
         <w:tc>
           <w:tcPr>
-            <w:tcW w:type="dxa" w:w="3288"/>
+            <w:tcW w:type="dxa" w:w="3175"/>
             <w:shd w:val="clear" w:fill="D9E2F3"/>
           </w:tcPr>
           <w:p>
@@ -1601,7 +1973,7 @@
         </w:tc>
         <w:tc>
           <w:tcPr>
-            <w:tcW w:type="dxa" w:w="3742"/>
+            <w:tcW w:type="dxa" w:w="3628"/>
             <w:shd w:val="clear" w:fill="D9E2F3"/>
           </w:tcPr>
           <w:p>
@@ -1619,7 +1991,7 @@
       <w:tr>
         <w:tc>
           <w:tcPr>
-            <w:tcW w:type="dxa" w:w="2835"/>
+            <w:tcW w:type="dxa" w:w="3061"/>
           </w:tcPr>
           <w:p>
             <w:r/>
@@ -1627,13 +1999,13 @@
               <w:rPr>
                 <w:sz w:val="17"/>
               </w:rPr>
-              <w:t>Review nhãn v2 (358 video)</w:t>
+              <w:t>mAP@0.5 / mAP@0.5:0.95 (4 lớp)</w:t>
             </w:r>
           </w:p>
         </w:tc>
         <w:tc>
           <w:tcPr>
-            <w:tcW w:type="dxa" w:w="3288"/>
+            <w:tcW w:type="dxa" w:w="3175"/>
           </w:tcPr>
           <w:p>
             <w:r/>
@@ -1641,13 +2013,13 @@
               <w:rPr>
                 <w:sz w:val="17"/>
               </w:rPr>
-              <w:t>OK 283 / SAI_NHAN 60 / KHONG_RO 15</w:t>
+              <w:t>0,807 / 0,342</w:t>
             </w:r>
           </w:p>
         </w:tc>
         <w:tc>
           <w:tcPr>
-            <w:tcW w:type="dxa" w:w="3742"/>
+            <w:tcW w:type="dxa" w:w="3628"/>
           </w:tcPr>
           <w:p>
             <w:r/>
@@ -1655,7 +2027,7 @@
               <w:rPr>
                 <w:sz w:val="17"/>
               </w:rPr>
-              <w:t>results/W03/review/review_v2_summary.json</w:t>
+              <w:t>kaggle_run_04/train_evidence/baseline_A_val_metrics.json</w:t>
             </w:r>
           </w:p>
         </w:tc>
@@ -1663,7 +2035,7 @@
       <w:tr>
         <w:tc>
           <w:tcPr>
-            <w:tcW w:type="dxa" w:w="2835"/>
+            <w:tcW w:type="dxa" w:w="3061"/>
           </w:tcPr>
           <w:p>
             <w:r/>
@@ -1671,13 +2043,13 @@
               <w:rPr>
                 <w:sz w:val="17"/>
               </w:rPr>
-              <w:t>IoU frame liên tiếp ≥ 0,5 (V, dư 1 mục)</w:t>
+              <w:t>Drone: AP@0.5 / AP@0.5:0.95</w:t>
             </w:r>
           </w:p>
         </w:tc>
         <w:tc>
           <w:tcPr>
-            <w:tcW w:type="dxa" w:w="3288"/>
+            <w:tcW w:type="dxa" w:w="3175"/>
           </w:tcPr>
           <w:p>
             <w:r/>
@@ -1685,13 +2057,13 @@
               <w:rPr>
                 <w:sz w:val="17"/>
               </w:rPr>
-              <w:t>Drone 98,6% (95 video); Bird 95,3% (34 video)</w:t>
+              <w:t>0,809 / 0,266</w:t>
             </w:r>
           </w:p>
         </w:tc>
         <w:tc>
           <w:tcPr>
-            <w:tcW w:type="dxa" w:w="3742"/>
+            <w:tcW w:type="dxa" w:w="3628"/>
           </w:tcPr>
           <w:p>
             <w:r/>
@@ -1699,7 +2071,7 @@
               <w:rPr>
                 <w:sz w:val="17"/>
               </w:rPr>
-              <w:t>…/kaggle_run_03a/export_evidence/offset_sensitivity_summary.json</w:t>
+              <w:t>baseline_A_val_per_class.csv</w:t>
             </w:r>
           </w:p>
         </w:tc>
@@ -1707,7 +2079,7 @@
       <w:tr>
         <w:tc>
           <w:tcPr>
-            <w:tcW w:type="dxa" w:w="2835"/>
+            <w:tcW w:type="dxa" w:w="3061"/>
           </w:tcPr>
           <w:p>
             <w:r/>
@@ -1715,13 +2087,13 @@
               <w:rPr>
                 <w:sz w:val="17"/>
               </w:rPr>
-              <w:t>Thăm dò offset bằng mắt (không phải review mù độc lập)</w:t>
+              <w:t>Ngưỡng vận hành (F1 Drone lớn nhất)</w:t>
             </w:r>
           </w:p>
         </w:tc>
         <w:tc>
           <w:tcPr>
-            <w:tcW w:type="dxa" w:w="3288"/>
+            <w:tcW w:type="dxa" w:w="3175"/>
           </w:tcPr>
           <w:p>
             <w:r/>
@@ -1729,13 +2101,13 @@
               <w:rPr>
                 <w:sz w:val="17"/>
               </w:rPr>
-              <w:t>Đối chứng 53% (8/15) &lt; ngưỡng 80% → không kết luận</w:t>
+              <w:t>conf 0,25: Drone P 0,832, R 0,882, F1 0,856</w:t>
             </w:r>
           </w:p>
         </w:tc>
         <w:tc>
           <w:tcPr>
-            <w:tcW w:type="dxa" w:w="3742"/>
+            <w:tcW w:type="dxa" w:w="3628"/>
           </w:tcPr>
           <w:p>
             <w:r/>
@@ -1743,7 +2115,7 @@
               <w:rPr>
                 <w:sz w:val="17"/>
               </w:rPr>
-              <w:t>results/W03/review/offset_review_score.json</w:t>
+              <w:t>kaggle_run_05/analysis/operating_points.csv</w:t>
             </w:r>
           </w:p>
         </w:tc>
@@ -1751,7 +2123,7 @@
       <w:tr>
         <w:tc>
           <w:tcPr>
-            <w:tcW w:type="dxa" w:w="2835"/>
+            <w:tcW w:type="dxa" w:w="3061"/>
           </w:tcPr>
           <w:p>
             <w:r/>
@@ -1759,13 +2131,13 @@
               <w:rPr>
                 <w:sz w:val="17"/>
               </w:rPr>
-              <w:t>e1-yolo-v1 train / val</w:t>
+              <w:t>Recall hộp nhỏ / vừa / lớn (conf 0,25)</w:t>
             </w:r>
           </w:p>
         </w:tc>
         <w:tc>
           <w:tcPr>
-            <w:tcW w:type="dxa" w:w="3288"/>
+            <w:tcW w:type="dxa" w:w="3175"/>
           </w:tcPr>
           <w:p>
             <w:r/>
@@ -1773,13 +2145,13 @@
               <w:rPr>
                 <w:sz w:val="17"/>
               </w:rPr>
-              <w:t>178 video, 5.667 ảnh / 38 video, 1.202 ảnh (stride 10)</w:t>
+              <w:t>0,863 / 0,803 / 0,903</w:t>
             </w:r>
           </w:p>
         </w:tc>
         <w:tc>
           <w:tcPr>
-            <w:tcW w:type="dxa" w:w="3742"/>
+            <w:tcW w:type="dxa" w:w="3628"/>
           </w:tcPr>
           <w:p>
             <w:r/>
@@ -1787,7 +2159,7 @@
               <w:rPr>
                 <w:sz w:val="17"/>
               </w:rPr>
-              <w:t>…/kaggle_run_03b/export_evidence/dataset_card.json</w:t>
+              <w:t>kaggle_run_05/analysis/recall_by_size.csv</w:t>
             </w:r>
           </w:p>
         </w:tc>
@@ -1795,7 +2167,7 @@
       <w:tr>
         <w:tc>
           <w:tcPr>
-            <w:tcW w:type="dxa" w:w="2835"/>
+            <w:tcW w:type="dxa" w:w="3061"/>
           </w:tcPr>
           <w:p>
             <w:r/>
@@ -1803,13 +2175,13 @@
               <w:rPr>
                 <w:sz w:val="17"/>
               </w:rPr>
-              <w:t>Baseline A: mAP@0.5, P, R (val)</w:t>
+              <w:t>Train</w:t>
             </w:r>
           </w:p>
         </w:tc>
         <w:tc>
           <w:tcPr>
-            <w:tcW w:type="dxa" w:w="3288"/>
+            <w:tcW w:type="dxa" w:w="3175"/>
           </w:tcPr>
           <w:p>
             <w:r/>
@@ -1817,13 +2189,13 @@
               <w:rPr>
                 <w:sz w:val="17"/>
               </w:rPr>
-              <w:t>[chờ run 04]</w:t>
+              <w:t>36/50 epoch, best epoch 21, ≈ 27 phút, 1 × T4, ultralytics 8.4.183</w:t>
             </w:r>
           </w:p>
         </w:tc>
         <w:tc>
           <w:tcPr>
-            <w:tcW w:type="dxa" w:w="3742"/>
+            <w:tcW w:type="dxa" w:w="3628"/>
           </w:tcPr>
           <w:p>
             <w:r/>
@@ -1831,7 +2203,7 @@
               <w:rPr>
                 <w:sz w:val="17"/>
               </w:rPr>
-              <w:t>results/W03/kaggle_run_04/ (chờ)</w:t>
+              <w:t>train/results.csv, env.json</w:t>
             </w:r>
           </w:p>
         </w:tc>
@@ -1839,7 +2211,7 @@
       <w:tr>
         <w:tc>
           <w:tcPr>
-            <w:tcW w:type="dxa" w:w="2835"/>
+            <w:tcW w:type="dxa" w:w="3061"/>
           </w:tcPr>
           <w:p>
             <w:r/>
@@ -1847,13 +2219,13 @@
               <w:rPr>
                 <w:sz w:val="17"/>
               </w:rPr>
-              <w:t>Phần cứng train</w:t>
+              <w:t>Dữ liệu train / val</w:t>
             </w:r>
           </w:p>
         </w:tc>
         <w:tc>
           <w:tcPr>
-            <w:tcW w:type="dxa" w:w="3288"/>
+            <w:tcW w:type="dxa" w:w="3175"/>
           </w:tcPr>
           <w:p>
             <w:r/>
@@ -1861,13 +2233,13 @@
               <w:rPr>
                 <w:sz w:val="17"/>
               </w:rPr>
-              <w:t>[chờ run 04]</w:t>
+              <w:t>5.667 / 1.202 ảnh, fingerprint d0ac7e23…</w:t>
             </w:r>
           </w:p>
         </w:tc>
         <w:tc>
           <w:tcPr>
-            <w:tcW w:type="dxa" w:w="3742"/>
+            <w:tcW w:type="dxa" w:w="3628"/>
           </w:tcPr>
           <w:p>
             <w:r/>
@@ -1875,7 +2247,7 @@
               <w:rPr>
                 <w:sz w:val="17"/>
               </w:rPr>
-              <w:t>kaggle_run_04/env.json (chờ)</w:t>
+              <w:t>kaggle_run_03b*/export_evidence/dataset_card.json</w:t>
             </w:r>
           </w:p>
         </w:tc>
@@ -1901,7 +2273,7 @@
           <w:b w:val="0"/>
           <w:i w:val="0"/>
         </w:rPr>
-        <w:t>Dataset card: results/W03/kaggle_run_03b/export_evidence/dataset_card.json (fingerprint d0ac7e23…). Model card baseline A: docs/w3/model_card_baseline_A.md (khung, điền sau run 04/05). Weights lưu Google Drive, ghi SHA-256 trong weights_manifest.json.</w:t>
+        <w:t>Dataset card: results/W03/kaggle_run_03b/export_evidence/dataset_card.json. Model card: docs/w3/model_card_baseline_A.md (đủ run 04/05). Weights: Google Drive weights/W03 (best.pt, last.pt), SHA-256 và link trong weights_manifest.json.</w:t>
       </w:r>
     </w:p>
     <w:p>
@@ -1936,7 +2308,7 @@
         <w:pStyle w:val="ListBullet"/>
       </w:pPr>
       <w:r>
-        <w:t>Chiều lệch nhãn của video dư 1 mục chưa xác định; kết quả mAP@0.5 ít bị ảnh hưởng (IoU frame liên tiếp ≥ 95%) nhưng mAP@0.5:0.95 có thể bị kéo xuống. Kiểm chứng bằng tập chuẩn CVAT ở W4.</w:t>
+        <w:t>Toàn bộ số đo trên val, val vừa dùng để dừng sớm và chọn ngưỡng → lạc quan; chưa so với chỉ tiêu trên test (ADR-0005).</w:t>
       </w:r>
     </w:p>
     <w:p>
@@ -1944,7 +2316,7 @@
         <w:pStyle w:val="ListBullet"/>
       </w:pPr>
       <w:r>
-        <w:t>Val dùng cả để dừng sớm lẫn báo cáo → số liệu val lạc quan; không so trực tiếp với chỉ tiêu trên test.</w:t>
+        <w:t>Mục nhãn rỗng của video dư 1 mục nằm ở frame 0 trong khi vật thể đã xuất hiện → nghiêng về offset1; nếu đúng, dữ liệu phải xuất lại và train lại ở W4.</w:t>
       </w:r>
     </w:p>
     <w:p>
@@ -1952,7 +2324,15 @@
         <w:pStyle w:val="ListBullet"/>
       </w:pPr>
       <w:r>
-        <w:t>Phần việc của An (#17, #20) mới ở nhánh code-lna, chưa qua PR; chỉ tiêu và tracker (#7) chưa được GVHD xác nhận.</w:t>
+        <w:t>Val không có ảnh nền trời trống: chưa đo được cảnh báo giả (W7). Một seed, một lần chạy: chưa có khoảng dao động.</w:t>
+      </w:r>
+    </w:p>
+    <w:p>
+      <w:pPr>
+        <w:pStyle w:val="ListBullet"/>
+      </w:pPr>
+      <w:r>
+        <w:t>Chỉ tiêu, GPU tham chiếu và thứ tự W5/W6 (ADR-0005) chưa được GVHD xác nhận.</w:t>
       </w:r>
     </w:p>
     <w:sectPr>
